--- a/docs/templates/form_part_b_eacea_template.docx
+++ b/docs/templates/form_part_b_eacea_template.docx
@@ -15941,7 +15941,7 @@
                 <w:sz w:val="18"/>
                 <w:szCs w:val="18"/>
               </w:rPr>
-              <w:t>[name]</w:t>
+              <w:t>{#summary_by_partner}{sbp_acronym}</w:t>
             </w:r>
           </w:p>
         </w:tc>
@@ -15966,15 +15966,15 @@
                 <w:sz w:val="18"/>
                 <w:szCs w:val="18"/>
               </w:rPr>
-              <w:t xml:space="preserve">X </w:t>
-            </w:r>
-            <w:r>
-              <w:rPr>
-                <w:rFonts w:cs="Arial"/>
-                <w:sz w:val="16"/>
-                <w:szCs w:val="18"/>
-              </w:rPr>
-              <w:t>person months</w:t>
+              <w:t xml:space="preserve">{sbp_pm}</w:t>
+            </w:r>
+            <w:r>
+              <w:rPr>
+                <w:rFonts w:cs="Arial"/>
+                <w:sz w:val="16"/>
+                <w:szCs w:val="18"/>
+              </w:rPr>
+              <w:t xml:space="preserve"/>
             </w:r>
           </w:p>
         </w:tc>
@@ -15999,7 +15999,7 @@
                 <w:sz w:val="18"/>
                 <w:szCs w:val="18"/>
               </w:rPr>
-              <w:t>X EUR</w:t>
+              <w:t>{sbp_a}</w:t>
             </w:r>
           </w:p>
         </w:tc>
@@ -16024,7 +16024,7 @@
                 <w:sz w:val="18"/>
                 <w:szCs w:val="18"/>
               </w:rPr>
-              <w:t>X EUR</w:t>
+              <w:t>{sbp_b}</w:t>
             </w:r>
           </w:p>
         </w:tc>
@@ -16049,15 +16049,15 @@
                 <w:sz w:val="18"/>
                 <w:szCs w:val="18"/>
               </w:rPr>
-              <w:t xml:space="preserve">X </w:t>
-            </w:r>
-            <w:r>
-              <w:rPr>
-                <w:rFonts w:cs="Arial"/>
-                <w:sz w:val="16"/>
-                <w:szCs w:val="18"/>
-              </w:rPr>
-              <w:t>travels</w:t>
+              <w:t xml:space="preserve">{sbp_travels}</w:t>
+            </w:r>
+            <w:r>
+              <w:rPr>
+                <w:rFonts w:cs="Arial"/>
+                <w:sz w:val="16"/>
+                <w:szCs w:val="18"/>
+              </w:rPr>
+              <w:t xml:space="preserve"/>
             </w:r>
           </w:p>
         </w:tc>
@@ -16082,7 +16082,7 @@
                 <w:sz w:val="18"/>
                 <w:szCs w:val="20"/>
               </w:rPr>
-              <w:t>X</w:t>
+              <w:t xml:space="preserve">{sbp_persons}</w:t>
             </w:r>
             <w:r>
               <w:rPr>
@@ -16090,7 +16090,7 @@
                 <w:sz w:val="16"/>
                 <w:szCs w:val="20"/>
               </w:rPr>
-              <w:t xml:space="preserve"> persons travelling</w:t>
+              <w:t xml:space="preserve"/>
             </w:r>
           </w:p>
         </w:tc>
@@ -16115,7 +16115,7 @@
                 <w:sz w:val="18"/>
                 <w:szCs w:val="18"/>
               </w:rPr>
-              <w:t>X EUR</w:t>
+              <w:t>{sbp_c1c}</w:t>
             </w:r>
           </w:p>
         </w:tc>
@@ -16140,7 +16140,7 @@
                 <w:sz w:val="18"/>
                 <w:szCs w:val="18"/>
               </w:rPr>
-              <w:t>X EUR</w:t>
+              <w:t>{sbp_c2}</w:t>
             </w:r>
           </w:p>
         </w:tc>
@@ -16165,7 +16165,7 @@
                 <w:sz w:val="18"/>
                 <w:szCs w:val="18"/>
               </w:rPr>
-              <w:t>X EUR</w:t>
+              <w:t>{sbp_c3}</w:t>
             </w:r>
           </w:p>
         </w:tc>
@@ -16191,7 +16191,7 @@
                 <w:sz w:val="18"/>
                 <w:szCs w:val="18"/>
               </w:rPr>
-              <w:t>X EUR</w:t>
+              <w:t xml:space="preserve">{sbp_d_total} </w:t>
             </w:r>
             <w:r>
               <w:rPr>
@@ -16200,7 +16200,7 @@
                 <w:szCs w:val="18"/>
                 <w:highlight w:val="yellow"/>
               </w:rPr>
-              <w:t xml:space="preserve"> </w:t>
+              <w:t xml:space="preserve"/>
             </w:r>
           </w:p>
           <w:p>
@@ -16237,7 +16237,7 @@
                 <w:sz w:val="18"/>
                 <w:szCs w:val="18"/>
               </w:rPr>
-              <w:t>X EUR</w:t>
+              <w:t>{sbp_d1}</w:t>
             </w:r>
           </w:p>
         </w:tc>
@@ -16262,23 +16262,23 @@
                 <w:sz w:val="18"/>
                 <w:szCs w:val="18"/>
               </w:rPr>
-              <w:t xml:space="preserve">X </w:t>
-            </w:r>
-            <w:r>
-              <w:rPr>
-                <w:rFonts w:cs="Arial"/>
-                <w:sz w:val="16"/>
-                <w:szCs w:val="18"/>
-              </w:rPr>
-              <w:t>grants</w:t>
-            </w:r>
-            <w:r>
-              <w:rPr>
-                <w:rFonts w:cs="Arial"/>
-                <w:sz w:val="18"/>
-                <w:szCs w:val="18"/>
-              </w:rPr>
-              <w:t xml:space="preserve"> </w:t>
+              <w:t xml:space="preserve">X grants </w:t>
+            </w:r>
+            <w:r>
+              <w:rPr>
+                <w:rFonts w:cs="Arial"/>
+                <w:sz w:val="16"/>
+                <w:szCs w:val="18"/>
+              </w:rPr>
+              <w:t xml:space="preserve"/>
+            </w:r>
+            <w:r>
+              <w:rPr>
+                <w:rFonts w:cs="Arial"/>
+                <w:sz w:val="18"/>
+                <w:szCs w:val="18"/>
+              </w:rPr>
+              <w:t xml:space="preserve"/>
             </w:r>
           </w:p>
         </w:tc>
@@ -16303,7 +16303,7 @@
                 <w:sz w:val="18"/>
                 <w:szCs w:val="18"/>
               </w:rPr>
-              <w:t>X EUR</w:t>
+              <w:t>{sbp_indirect}</w:t>
             </w:r>
           </w:p>
         </w:tc>
@@ -16328,7 +16328,7 @@
                 <w:sz w:val="18"/>
                 <w:szCs w:val="18"/>
               </w:rPr>
-              <w:t>X EUR</w:t>
+              <w:t>{sbp_subtotal}</w:t>
             </w:r>
           </w:p>
         </w:tc>
@@ -16353,439 +16353,7 @@
                 <w:sz w:val="18"/>
                 <w:szCs w:val="18"/>
               </w:rPr>
-              <w:t>X EUR</w:t>
-            </w:r>
-          </w:p>
-        </w:tc>
-      </w:tr>
-      <w:tr>
-        <w:trPr>
-          <w:trHeight w:val="37"/>
-        </w:trPr>
-        <w:tc>
-          <w:tcPr>
-            <w:tcW w:w="462" w:type="pct"/>
-            <w:shd w:val="clear" w:color="auto" w:fill="FFFFFF"/>
-          </w:tcPr>
-          <w:p>
-            <w:pPr>
-              <w:spacing w:before="120" w:after="120"/>
-              <w:rPr>
-                <w:rFonts w:cs="Arial"/>
-                <w:sz w:val="18"/>
-                <w:szCs w:val="18"/>
-              </w:rPr>
-            </w:pPr>
-            <w:r>
-              <w:rPr>
-                <w:rFonts w:cs="Arial"/>
-                <w:sz w:val="18"/>
-                <w:szCs w:val="18"/>
-              </w:rPr>
-              <w:t>[name]</w:t>
-            </w:r>
-          </w:p>
-        </w:tc>
-        <w:tc>
-          <w:tcPr>
-            <w:tcW w:w="300" w:type="pct"/>
-            <w:shd w:val="clear" w:color="auto" w:fill="FFFFFF"/>
-          </w:tcPr>
-          <w:p>
-            <w:pPr>
-              <w:spacing w:before="120" w:after="120"/>
-              <w:jc w:val="center"/>
-              <w:rPr>
-                <w:rFonts w:cs="Arial"/>
-                <w:sz w:val="18"/>
-                <w:szCs w:val="18"/>
-              </w:rPr>
-            </w:pPr>
-            <w:r>
-              <w:rPr>
-                <w:rFonts w:cs="Arial"/>
-                <w:sz w:val="18"/>
-                <w:szCs w:val="18"/>
-              </w:rPr>
-              <w:t xml:space="preserve">X </w:t>
-            </w:r>
-            <w:r>
-              <w:rPr>
-                <w:rFonts w:cs="Arial"/>
-                <w:sz w:val="16"/>
-                <w:szCs w:val="18"/>
-              </w:rPr>
-              <w:t>person months</w:t>
-            </w:r>
-          </w:p>
-        </w:tc>
-        <w:tc>
-          <w:tcPr>
-            <w:tcW w:w="262" w:type="pct"/>
-            <w:shd w:val="clear" w:color="auto" w:fill="FFFFFF"/>
-          </w:tcPr>
-          <w:p>
-            <w:pPr>
-              <w:spacing w:before="120" w:after="120"/>
-              <w:jc w:val="center"/>
-              <w:rPr>
-                <w:rFonts w:cs="Arial"/>
-                <w:sz w:val="18"/>
-                <w:szCs w:val="18"/>
-              </w:rPr>
-            </w:pPr>
-            <w:r>
-              <w:rPr>
-                <w:rFonts w:cs="Arial"/>
-                <w:sz w:val="18"/>
-                <w:szCs w:val="18"/>
-              </w:rPr>
-              <w:t>X EUR</w:t>
-            </w:r>
-          </w:p>
-        </w:tc>
-        <w:tc>
-          <w:tcPr>
-            <w:tcW w:w="369" w:type="pct"/>
-            <w:shd w:val="clear" w:color="auto" w:fill="FFFFFF"/>
-          </w:tcPr>
-          <w:p>
-            <w:pPr>
-              <w:spacing w:before="120" w:after="120"/>
-              <w:jc w:val="center"/>
-              <w:rPr>
-                <w:rFonts w:cs="Arial"/>
-                <w:sz w:val="16"/>
-                <w:szCs w:val="18"/>
-              </w:rPr>
-            </w:pPr>
-            <w:r>
-              <w:rPr>
-                <w:rFonts w:cs="Arial"/>
-                <w:sz w:val="18"/>
-                <w:szCs w:val="18"/>
-              </w:rPr>
-              <w:t>X EUR</w:t>
-            </w:r>
-          </w:p>
-        </w:tc>
-        <w:tc>
-          <w:tcPr>
-            <w:tcW w:w="278" w:type="pct"/>
-            <w:shd w:val="clear" w:color="auto" w:fill="FFFFFF"/>
-          </w:tcPr>
-          <w:p>
-            <w:pPr>
-              <w:spacing w:before="120" w:after="120"/>
-              <w:jc w:val="center"/>
-              <w:rPr>
-                <w:rFonts w:cs="Arial"/>
-                <w:sz w:val="18"/>
-                <w:szCs w:val="18"/>
-              </w:rPr>
-            </w:pPr>
-            <w:r>
-              <w:rPr>
-                <w:rFonts w:cs="Arial"/>
-                <w:sz w:val="18"/>
-                <w:szCs w:val="18"/>
-              </w:rPr>
-              <w:t xml:space="preserve">X </w:t>
-            </w:r>
-            <w:r>
-              <w:rPr>
-                <w:rFonts w:cs="Arial"/>
-                <w:sz w:val="16"/>
-                <w:szCs w:val="18"/>
-              </w:rPr>
-              <w:t>travels</w:t>
-            </w:r>
-          </w:p>
-        </w:tc>
-        <w:tc>
-          <w:tcPr>
-            <w:tcW w:w="273" w:type="pct"/>
-            <w:shd w:val="clear" w:color="auto" w:fill="FFFFFF"/>
-          </w:tcPr>
-          <w:p>
-            <w:pPr>
-              <w:spacing w:before="120" w:after="120"/>
-              <w:jc w:val="center"/>
-              <w:rPr>
-                <w:rFonts w:cs="Arial"/>
-                <w:sz w:val="18"/>
-                <w:szCs w:val="18"/>
-              </w:rPr>
-            </w:pPr>
-            <w:r>
-              <w:rPr>
-                <w:rFonts w:cs="Arial"/>
-                <w:sz w:val="18"/>
-                <w:szCs w:val="20"/>
-              </w:rPr>
-              <w:t xml:space="preserve">X </w:t>
-            </w:r>
-            <w:r>
-              <w:rPr>
-                <w:rFonts w:cs="Arial"/>
-                <w:sz w:val="16"/>
-                <w:szCs w:val="20"/>
-              </w:rPr>
-              <w:t xml:space="preserve">persons travelling </w:t>
-            </w:r>
-          </w:p>
-        </w:tc>
-        <w:tc>
-          <w:tcPr>
-            <w:tcW w:w="278" w:type="pct"/>
-            <w:shd w:val="clear" w:color="auto" w:fill="FFFFFF"/>
-          </w:tcPr>
-          <w:p>
-            <w:pPr>
-              <w:spacing w:before="120" w:after="120"/>
-              <w:jc w:val="center"/>
-              <w:rPr>
-                <w:rFonts w:cs="Arial"/>
-                <w:sz w:val="18"/>
-                <w:szCs w:val="18"/>
-              </w:rPr>
-            </w:pPr>
-            <w:r>
-              <w:rPr>
-                <w:rFonts w:cs="Arial"/>
-                <w:sz w:val="18"/>
-                <w:szCs w:val="18"/>
-              </w:rPr>
-              <w:t>X EUR</w:t>
-            </w:r>
-          </w:p>
-        </w:tc>
-        <w:tc>
-          <w:tcPr>
-            <w:tcW w:w="330" w:type="pct"/>
-            <w:shd w:val="clear" w:color="auto" w:fill="FFFFFF"/>
-          </w:tcPr>
-          <w:p>
-            <w:pPr>
-              <w:spacing w:before="120" w:after="120"/>
-              <w:jc w:val="center"/>
-              <w:rPr>
-                <w:rFonts w:cs="Arial"/>
-                <w:sz w:val="18"/>
-                <w:szCs w:val="18"/>
-              </w:rPr>
-            </w:pPr>
-            <w:r>
-              <w:rPr>
-                <w:rFonts w:cs="Arial"/>
-                <w:sz w:val="18"/>
-                <w:szCs w:val="18"/>
-              </w:rPr>
-              <w:t>X EUR</w:t>
-            </w:r>
-          </w:p>
-        </w:tc>
-        <w:tc>
-          <w:tcPr>
-            <w:tcW w:w="273" w:type="pct"/>
-            <w:shd w:val="clear" w:color="auto" w:fill="FFFFFF"/>
-          </w:tcPr>
-          <w:p>
-            <w:pPr>
-              <w:spacing w:before="120" w:after="120"/>
-              <w:jc w:val="center"/>
-              <w:rPr>
-                <w:rFonts w:cs="Arial"/>
-                <w:sz w:val="18"/>
-                <w:szCs w:val="18"/>
-              </w:rPr>
-            </w:pPr>
-            <w:r>
-              <w:rPr>
-                <w:rFonts w:cs="Arial"/>
-                <w:sz w:val="18"/>
-                <w:szCs w:val="18"/>
-              </w:rPr>
-              <w:t>X EUR</w:t>
-            </w:r>
-          </w:p>
-        </w:tc>
-        <w:tc>
-          <w:tcPr>
-            <w:tcW w:w="371" w:type="pct"/>
-            <w:shd w:val="clear" w:color="auto" w:fill="FFFFFF"/>
-          </w:tcPr>
-          <w:p>
-            <w:pPr>
-              <w:spacing w:before="120" w:after="120"/>
-              <w:jc w:val="center"/>
-              <w:rPr>
-                <w:rFonts w:cs="Arial"/>
-                <w:sz w:val="18"/>
-                <w:szCs w:val="18"/>
-                <w:highlight w:val="yellow"/>
-              </w:rPr>
-            </w:pPr>
-            <w:r>
-              <w:rPr>
-                <w:rFonts w:cs="Arial"/>
-                <w:sz w:val="18"/>
-                <w:szCs w:val="18"/>
-              </w:rPr>
-              <w:t>X EUR</w:t>
-            </w:r>
-            <w:r>
-              <w:rPr>
-                <w:rFonts w:cs="Arial"/>
-                <w:sz w:val="18"/>
-                <w:szCs w:val="18"/>
-                <w:highlight w:val="yellow"/>
-              </w:rPr>
-              <w:t xml:space="preserve"> </w:t>
-            </w:r>
-          </w:p>
-          <w:p>
-            <w:pPr>
-              <w:spacing w:before="120" w:after="120"/>
-              <w:jc w:val="center"/>
-              <w:rPr>
-                <w:rFonts w:cs="Arial"/>
-                <w:sz w:val="18"/>
-                <w:szCs w:val="18"/>
-                <w:highlight w:val="yellow"/>
-              </w:rPr>
-            </w:pPr>
-          </w:p>
-        </w:tc>
-        <w:tc>
-          <w:tcPr>
-            <w:tcW w:w="369" w:type="pct"/>
-            <w:shd w:val="clear" w:color="auto" w:fill="FFFFFF"/>
-          </w:tcPr>
-          <w:p>
-            <w:pPr>
-              <w:spacing w:before="120" w:after="120"/>
-              <w:jc w:val="center"/>
-              <w:rPr>
-                <w:rFonts w:cs="Arial"/>
-                <w:sz w:val="18"/>
-                <w:szCs w:val="18"/>
-              </w:rPr>
-            </w:pPr>
-            <w:r>
-              <w:rPr>
-                <w:rFonts w:cs="Arial"/>
-                <w:sz w:val="18"/>
-                <w:szCs w:val="18"/>
-              </w:rPr>
-              <w:t>X EUR</w:t>
-            </w:r>
-          </w:p>
-        </w:tc>
-        <w:tc>
-          <w:tcPr>
-            <w:tcW w:w="373" w:type="pct"/>
-            <w:shd w:val="clear" w:color="auto" w:fill="FFFFFF"/>
-          </w:tcPr>
-          <w:p>
-            <w:pPr>
-              <w:spacing w:before="120" w:after="120"/>
-              <w:jc w:val="center"/>
-              <w:rPr>
-                <w:rFonts w:cs="Arial"/>
-                <w:sz w:val="18"/>
-                <w:szCs w:val="18"/>
-              </w:rPr>
-            </w:pPr>
-            <w:r>
-              <w:rPr>
-                <w:rFonts w:cs="Arial"/>
-                <w:sz w:val="18"/>
-                <w:szCs w:val="18"/>
-              </w:rPr>
-              <w:t>X</w:t>
-            </w:r>
-            <w:r>
-              <w:rPr>
-                <w:rFonts w:cs="Arial"/>
-                <w:sz w:val="16"/>
-                <w:szCs w:val="18"/>
-              </w:rPr>
-              <w:t xml:space="preserve"> prizes</w:t>
-            </w:r>
-          </w:p>
-        </w:tc>
-        <w:tc>
-          <w:tcPr>
-            <w:tcW w:w="277" w:type="pct"/>
-            <w:shd w:val="clear" w:color="auto" w:fill="FFFFFF"/>
-          </w:tcPr>
-          <w:p>
-            <w:pPr>
-              <w:spacing w:before="120" w:after="120"/>
-              <w:jc w:val="center"/>
-              <w:rPr>
-                <w:rFonts w:cs="Arial"/>
-                <w:sz w:val="18"/>
-                <w:szCs w:val="18"/>
-              </w:rPr>
-            </w:pPr>
-            <w:r>
-              <w:rPr>
-                <w:rFonts w:cs="Arial"/>
-                <w:sz w:val="18"/>
-                <w:szCs w:val="18"/>
-              </w:rPr>
-              <w:t>X EUR</w:t>
-            </w:r>
-          </w:p>
-        </w:tc>
-        <w:tc>
-          <w:tcPr>
-            <w:tcW w:w="418" w:type="pct"/>
-            <w:shd w:val="clear" w:color="auto" w:fill="FFFFFF"/>
-          </w:tcPr>
-          <w:p>
-            <w:pPr>
-              <w:spacing w:before="120" w:after="120"/>
-              <w:jc w:val="center"/>
-              <w:rPr>
-                <w:rFonts w:cs="Arial"/>
-                <w:sz w:val="18"/>
-                <w:szCs w:val="18"/>
-              </w:rPr>
-            </w:pPr>
-            <w:r>
-              <w:rPr>
-                <w:rFonts w:cs="Arial"/>
-                <w:sz w:val="18"/>
-                <w:szCs w:val="18"/>
-              </w:rPr>
-              <w:t>X EUR</w:t>
-            </w:r>
-          </w:p>
-        </w:tc>
-        <w:tc>
-          <w:tcPr>
-            <w:tcW w:w="367" w:type="pct"/>
-          </w:tcPr>
-          <w:p>
-            <w:pPr>
-              <w:spacing w:before="120" w:after="120"/>
-              <w:jc w:val="center"/>
-              <w:rPr>
-                <w:rFonts w:cs="Arial"/>
-                <w:sz w:val="18"/>
-                <w:szCs w:val="18"/>
-              </w:rPr>
-            </w:pPr>
-            <w:r>
-              <w:rPr>
-                <w:rFonts w:cs="Arial"/>
-                <w:sz w:val="18"/>
-                <w:szCs w:val="18"/>
-              </w:rPr>
-              <w:t>X EUR</w:t>
+              <w:t>{sbp_total}{/summary_by_partner}</w:t>
             </w:r>
           </w:p>
         </w:tc>
@@ -16797,268 +16365,6 @@
         <w:tc>
           <w:tcPr>
             <w:tcW w:w="462" w:type="pct"/>
-            <w:shd w:val="clear" w:color="auto" w:fill="FFFFFF"/>
-          </w:tcPr>
-          <w:p>
-            <w:pPr>
-              <w:spacing w:before="120" w:after="120"/>
-              <w:rPr>
-                <w:rFonts w:cs="Arial"/>
-                <w:sz w:val="18"/>
-                <w:szCs w:val="18"/>
-              </w:rPr>
-            </w:pPr>
-          </w:p>
-        </w:tc>
-        <w:tc>
-          <w:tcPr>
-            <w:tcW w:w="300" w:type="pct"/>
-            <w:shd w:val="clear" w:color="auto" w:fill="FFFFFF"/>
-          </w:tcPr>
-          <w:p>
-            <w:pPr>
-              <w:spacing w:before="120" w:after="120"/>
-              <w:jc w:val="center"/>
-              <w:rPr>
-                <w:rFonts w:cs="Arial"/>
-                <w:sz w:val="18"/>
-                <w:szCs w:val="18"/>
-                <w:highlight w:val="cyan"/>
-              </w:rPr>
-            </w:pPr>
-          </w:p>
-        </w:tc>
-        <w:tc>
-          <w:tcPr>
-            <w:tcW w:w="262" w:type="pct"/>
-            <w:shd w:val="clear" w:color="auto" w:fill="FFFFFF"/>
-          </w:tcPr>
-          <w:p>
-            <w:pPr>
-              <w:spacing w:before="120" w:after="120"/>
-              <w:jc w:val="center"/>
-              <w:rPr>
-                <w:rFonts w:cs="Arial"/>
-                <w:sz w:val="18"/>
-                <w:szCs w:val="18"/>
-              </w:rPr>
-            </w:pPr>
-          </w:p>
-        </w:tc>
-        <w:tc>
-          <w:tcPr>
-            <w:tcW w:w="369" w:type="pct"/>
-            <w:shd w:val="clear" w:color="auto" w:fill="FFFFFF"/>
-          </w:tcPr>
-          <w:p>
-            <w:pPr>
-              <w:spacing w:before="120" w:after="120"/>
-              <w:jc w:val="center"/>
-              <w:rPr>
-                <w:rFonts w:cs="Arial"/>
-                <w:sz w:val="18"/>
-                <w:szCs w:val="18"/>
-              </w:rPr>
-            </w:pPr>
-          </w:p>
-        </w:tc>
-        <w:tc>
-          <w:tcPr>
-            <w:tcW w:w="278" w:type="pct"/>
-            <w:shd w:val="clear" w:color="auto" w:fill="FFFFFF"/>
-          </w:tcPr>
-          <w:p>
-            <w:pPr>
-              <w:spacing w:before="120" w:after="120"/>
-              <w:jc w:val="center"/>
-              <w:rPr>
-                <w:rFonts w:cs="Arial"/>
-                <w:sz w:val="18"/>
-                <w:szCs w:val="18"/>
-              </w:rPr>
-            </w:pPr>
-          </w:p>
-        </w:tc>
-        <w:tc>
-          <w:tcPr>
-            <w:tcW w:w="273" w:type="pct"/>
-            <w:shd w:val="clear" w:color="auto" w:fill="FFFFFF"/>
-          </w:tcPr>
-          <w:p>
-            <w:pPr>
-              <w:spacing w:before="120" w:after="120"/>
-              <w:jc w:val="center"/>
-              <w:rPr>
-                <w:rFonts w:cs="Arial"/>
-                <w:sz w:val="18"/>
-                <w:szCs w:val="18"/>
-              </w:rPr>
-            </w:pPr>
-          </w:p>
-        </w:tc>
-        <w:tc>
-          <w:tcPr>
-            <w:tcW w:w="278" w:type="pct"/>
-            <w:shd w:val="clear" w:color="auto" w:fill="FFFFFF"/>
-          </w:tcPr>
-          <w:p>
-            <w:pPr>
-              <w:spacing w:before="120" w:after="120"/>
-              <w:jc w:val="center"/>
-              <w:rPr>
-                <w:rFonts w:cs="Arial"/>
-                <w:sz w:val="18"/>
-                <w:szCs w:val="18"/>
-              </w:rPr>
-            </w:pPr>
-          </w:p>
-        </w:tc>
-        <w:tc>
-          <w:tcPr>
-            <w:tcW w:w="330" w:type="pct"/>
-            <w:shd w:val="clear" w:color="auto" w:fill="FFFFFF"/>
-          </w:tcPr>
-          <w:p>
-            <w:pPr>
-              <w:spacing w:before="120" w:after="120"/>
-              <w:jc w:val="center"/>
-              <w:rPr>
-                <w:rFonts w:cs="Arial"/>
-                <w:sz w:val="18"/>
-                <w:szCs w:val="18"/>
-              </w:rPr>
-            </w:pPr>
-          </w:p>
-        </w:tc>
-        <w:tc>
-          <w:tcPr>
-            <w:tcW w:w="273" w:type="pct"/>
-            <w:shd w:val="clear" w:color="auto" w:fill="FFFFFF"/>
-          </w:tcPr>
-          <w:p>
-            <w:pPr>
-              <w:spacing w:before="120" w:after="120"/>
-              <w:jc w:val="center"/>
-              <w:rPr>
-                <w:rFonts w:cs="Arial"/>
-                <w:sz w:val="18"/>
-                <w:szCs w:val="18"/>
-                <w:highlight w:val="cyan"/>
-              </w:rPr>
-            </w:pPr>
-          </w:p>
-        </w:tc>
-        <w:tc>
-          <w:tcPr>
-            <w:tcW w:w="371" w:type="pct"/>
-            <w:shd w:val="clear" w:color="auto" w:fill="FFFFFF"/>
-          </w:tcPr>
-          <w:p>
-            <w:pPr>
-              <w:spacing w:before="120" w:after="120"/>
-              <w:jc w:val="center"/>
-              <w:rPr>
-                <w:rFonts w:cs="Arial"/>
-                <w:sz w:val="18"/>
-                <w:szCs w:val="18"/>
-                <w:highlight w:val="cyan"/>
-              </w:rPr>
-            </w:pPr>
-          </w:p>
-        </w:tc>
-        <w:tc>
-          <w:tcPr>
-            <w:tcW w:w="369" w:type="pct"/>
-            <w:shd w:val="clear" w:color="auto" w:fill="FFFFFF"/>
-          </w:tcPr>
-          <w:p>
-            <w:pPr>
-              <w:spacing w:before="120" w:after="120"/>
-              <w:jc w:val="center"/>
-              <w:rPr>
-                <w:rFonts w:cs="Arial"/>
-                <w:sz w:val="18"/>
-                <w:szCs w:val="18"/>
-                <w:highlight w:val="cyan"/>
-              </w:rPr>
-            </w:pPr>
-          </w:p>
-        </w:tc>
-        <w:tc>
-          <w:tcPr>
-            <w:tcW w:w="373" w:type="pct"/>
-            <w:shd w:val="clear" w:color="auto" w:fill="FFFFFF"/>
-          </w:tcPr>
-          <w:p>
-            <w:pPr>
-              <w:spacing w:before="120" w:after="120"/>
-              <w:jc w:val="center"/>
-              <w:rPr>
-                <w:rFonts w:cs="Arial"/>
-                <w:sz w:val="18"/>
-                <w:szCs w:val="18"/>
-              </w:rPr>
-            </w:pPr>
-          </w:p>
-        </w:tc>
-        <w:tc>
-          <w:tcPr>
-            <w:tcW w:w="277" w:type="pct"/>
-            <w:shd w:val="clear" w:color="auto" w:fill="FFFFFF"/>
-          </w:tcPr>
-          <w:p>
-            <w:pPr>
-              <w:spacing w:before="120" w:after="120"/>
-              <w:jc w:val="center"/>
-              <w:rPr>
-                <w:rFonts w:cs="Arial"/>
-                <w:sz w:val="18"/>
-                <w:szCs w:val="18"/>
-              </w:rPr>
-            </w:pPr>
-          </w:p>
-        </w:tc>
-        <w:tc>
-          <w:tcPr>
-            <w:tcW w:w="418" w:type="pct"/>
-            <w:shd w:val="clear" w:color="auto" w:fill="FFFFFF"/>
-          </w:tcPr>
-          <w:p>
-            <w:pPr>
-              <w:spacing w:before="120" w:after="120"/>
-              <w:jc w:val="center"/>
-              <w:rPr>
-                <w:rFonts w:cs="Arial"/>
-                <w:sz w:val="18"/>
-                <w:szCs w:val="18"/>
-              </w:rPr>
-            </w:pPr>
-          </w:p>
-        </w:tc>
-        <w:tc>
-          <w:tcPr>
-            <w:tcW w:w="367" w:type="pct"/>
-          </w:tcPr>
-          <w:p>
-            <w:pPr>
-              <w:spacing w:before="120" w:after="120"/>
-              <w:jc w:val="center"/>
-              <w:rPr>
-                <w:rFonts w:cs="Arial"/>
-                <w:sz w:val="18"/>
-                <w:szCs w:val="18"/>
-              </w:rPr>
-            </w:pPr>
-          </w:p>
-        </w:tc>
-      </w:tr>
-      <w:tr>
-        <w:trPr>
-          <w:trHeight w:val="644"/>
-        </w:trPr>
-        <w:tc>
-          <w:tcPr>
-            <w:tcW w:w="462" w:type="pct"/>
             <w:shd w:val="clear" w:color="auto" w:fill="D9D9D9" w:themeFill="background1" w:themeFillShade="D9"/>
           </w:tcPr>
           <w:p>
@@ -17102,15 +16408,15 @@
                 <w:sz w:val="18"/>
                 <w:szCs w:val="18"/>
               </w:rPr>
-              <w:t xml:space="preserve">X </w:t>
-            </w:r>
-            <w:r>
-              <w:rPr>
-                <w:rFonts w:cs="Arial"/>
-                <w:sz w:val="16"/>
-                <w:szCs w:val="16"/>
-              </w:rPr>
-              <w:t>person months</w:t>
+              <w:t xml:space="preserve">{tot_pm}</w:t>
+            </w:r>
+            <w:r>
+              <w:rPr>
+                <w:rFonts w:cs="Arial"/>
+                <w:sz w:val="16"/>
+                <w:szCs w:val="16"/>
+              </w:rPr>
+              <w:t xml:space="preserve"/>
             </w:r>
           </w:p>
         </w:tc>
@@ -17135,7 +16441,7 @@
                 <w:sz w:val="18"/>
                 <w:szCs w:val="18"/>
               </w:rPr>
-              <w:t>X EUR</w:t>
+              <w:t>{tot_a}</w:t>
             </w:r>
           </w:p>
         </w:tc>
@@ -17160,7 +16466,7 @@
                 <w:sz w:val="18"/>
                 <w:szCs w:val="18"/>
               </w:rPr>
-              <w:t>X EUR</w:t>
+              <w:t>{tot_b}</w:t>
             </w:r>
           </w:p>
         </w:tc>
@@ -17185,15 +16491,15 @@
                 <w:sz w:val="18"/>
                 <w:szCs w:val="18"/>
               </w:rPr>
-              <w:t xml:space="preserve">X </w:t>
-            </w:r>
-            <w:r>
-              <w:rPr>
-                <w:rFonts w:cs="Arial"/>
-                <w:sz w:val="16"/>
-                <w:szCs w:val="16"/>
-              </w:rPr>
-              <w:t>travels</w:t>
+              <w:t xml:space="preserve">{tot_travels}</w:t>
+            </w:r>
+            <w:r>
+              <w:rPr>
+                <w:rFonts w:cs="Arial"/>
+                <w:sz w:val="16"/>
+                <w:szCs w:val="16"/>
+              </w:rPr>
+              <w:t xml:space="preserve"/>
             </w:r>
           </w:p>
         </w:tc>
@@ -17218,15 +16524,15 @@
                 <w:sz w:val="18"/>
                 <w:szCs w:val="18"/>
               </w:rPr>
-              <w:t xml:space="preserve">X </w:t>
-            </w:r>
-            <w:r>
-              <w:rPr>
-                <w:rFonts w:cs="Arial"/>
-                <w:sz w:val="16"/>
-                <w:szCs w:val="16"/>
-              </w:rPr>
-              <w:t>persons travelling</w:t>
+              <w:t xml:space="preserve">{tot_persons}</w:t>
+            </w:r>
+            <w:r>
+              <w:rPr>
+                <w:rFonts w:cs="Arial"/>
+                <w:sz w:val="16"/>
+                <w:szCs w:val="16"/>
+              </w:rPr>
+              <w:t xml:space="preserve"/>
             </w:r>
           </w:p>
         </w:tc>
@@ -17251,7 +16557,7 @@
                 <w:sz w:val="18"/>
                 <w:szCs w:val="18"/>
               </w:rPr>
-              <w:t>X EUR</w:t>
+              <w:t>{tot_c1c}</w:t>
             </w:r>
           </w:p>
         </w:tc>
@@ -17276,7 +16582,7 @@
                 <w:sz w:val="18"/>
                 <w:szCs w:val="18"/>
               </w:rPr>
-              <w:t>X EUR</w:t>
+              <w:t>{tot_c2}</w:t>
             </w:r>
           </w:p>
         </w:tc>
@@ -17302,7 +16608,7 @@
                 <w:sz w:val="18"/>
                 <w:szCs w:val="18"/>
               </w:rPr>
-              <w:t>X EUR</w:t>
+              <w:t>{tot_c3}</w:t>
             </w:r>
           </w:p>
         </w:tc>
@@ -17328,7 +16634,7 @@
                 <w:sz w:val="18"/>
                 <w:szCs w:val="18"/>
               </w:rPr>
-              <w:t>X EUR</w:t>
+              <w:t>{tot_d_total}</w:t>
             </w:r>
           </w:p>
         </w:tc>
@@ -17354,7 +16660,7 @@
                 <w:sz w:val="18"/>
                 <w:szCs w:val="18"/>
               </w:rPr>
-              <w:t>X EUR</w:t>
+              <w:t>{tot_d1}</w:t>
             </w:r>
           </w:p>
         </w:tc>
@@ -17379,15 +16685,15 @@
                 <w:sz w:val="18"/>
                 <w:szCs w:val="18"/>
               </w:rPr>
-              <w:t xml:space="preserve">X </w:t>
-            </w:r>
-            <w:r>
-              <w:rPr>
-                <w:rFonts w:cs="Arial"/>
-                <w:sz w:val="16"/>
-                <w:szCs w:val="16"/>
-              </w:rPr>
-              <w:t>grants</w:t>
+              <w:t xml:space="preserve">X grants</w:t>
+            </w:r>
+            <w:r>
+              <w:rPr>
+                <w:rFonts w:cs="Arial"/>
+                <w:sz w:val="16"/>
+                <w:szCs w:val="16"/>
+              </w:rPr>
+              <w:t xml:space="preserve"/>
             </w:r>
           </w:p>
           <w:p>
@@ -17431,7 +16737,7 @@
                 <w:sz w:val="18"/>
                 <w:szCs w:val="18"/>
               </w:rPr>
-              <w:t>X EUR</w:t>
+              <w:t>{tot_indirect}</w:t>
             </w:r>
           </w:p>
         </w:tc>
@@ -17456,7 +16762,7 @@
                 <w:sz w:val="18"/>
                 <w:szCs w:val="18"/>
               </w:rPr>
-              <w:t>X EUR</w:t>
+              <w:t>{tot_subtotal}</w:t>
             </w:r>
           </w:p>
         </w:tc>
@@ -17481,7 +16787,7 @@
                 <w:sz w:val="18"/>
                 <w:szCs w:val="18"/>
               </w:rPr>
-              <w:t>X EUR</w:t>
+              <w:t xml:space="preserve">{tot_total}]</w:t>
             </w:r>
             <w:r>
               <w:rPr>
@@ -17491,7 +16797,7 @@
                 <w:sz w:val="18"/>
                 <w:szCs w:val="18"/>
               </w:rPr>
-              <w:t>]</w:t>
+              <w:t xml:space="preserve"/>
             </w:r>
           </w:p>
         </w:tc>

--- a/docs/templates/form_part_b_eacea_template.docx
+++ b/docs/templates/form_part_b_eacea_template.docx
@@ -16115,7 +16115,7 @@
                 <w:sz w:val="18"/>
                 <w:szCs w:val="18"/>
               </w:rPr>
-              <w:t>{sbp_c1c}</w:t>
+              <w:t>{sbp_c1a}</w:t>
             </w:r>
           </w:p>
         </w:tc>
@@ -16140,7 +16140,7 @@
                 <w:sz w:val="18"/>
                 <w:szCs w:val="18"/>
               </w:rPr>
-              <w:t>{sbp_c2}</w:t>
+              <w:t>{sbp_c1b}</w:t>
             </w:r>
           </w:p>
         </w:tc>
@@ -16165,7 +16165,7 @@
                 <w:sz w:val="18"/>
                 <w:szCs w:val="18"/>
               </w:rPr>
-              <w:t>{sbp_c3}</w:t>
+              <w:t>{sbp_c1c}</w:t>
             </w:r>
           </w:p>
         </w:tc>
@@ -16191,7 +16191,7 @@
                 <w:sz w:val="18"/>
                 <w:szCs w:val="18"/>
               </w:rPr>
-              <w:t xml:space="preserve">{sbp_d_total} </w:t>
+              <w:t xml:space="preserve">{sbp_c2} </w:t>
             </w:r>
             <w:r>
               <w:rPr>
@@ -16237,7 +16237,7 @@
                 <w:sz w:val="18"/>
                 <w:szCs w:val="18"/>
               </w:rPr>
-              <w:t>{sbp_d1}</w:t>
+              <w:t>{sbp_c3}</w:t>
             </w:r>
           </w:p>
         </w:tc>
@@ -16262,7 +16262,7 @@
                 <w:sz w:val="18"/>
                 <w:szCs w:val="18"/>
               </w:rPr>
-              <w:t xml:space="preserve">X grants </w:t>
+              <w:t xml:space="preserve">{sbp_grants} </w:t>
             </w:r>
             <w:r>
               <w:rPr>
@@ -16303,7 +16303,7 @@
                 <w:sz w:val="18"/>
                 <w:szCs w:val="18"/>
               </w:rPr>
-              <w:t>{sbp_indirect}</w:t>
+              <w:t>{sbp_d1}</w:t>
             </w:r>
           </w:p>
         </w:tc>
@@ -16328,7 +16328,7 @@
                 <w:sz w:val="18"/>
                 <w:szCs w:val="18"/>
               </w:rPr>
-              <w:t>{sbp_subtotal}</w:t>
+              <w:t>{sbp_indirect}</w:t>
             </w:r>
           </w:p>
         </w:tc>
@@ -16557,7 +16557,7 @@
                 <w:sz w:val="18"/>
                 <w:szCs w:val="18"/>
               </w:rPr>
-              <w:t>{tot_c1c}</w:t>
+              <w:t>{tot_c1a}</w:t>
             </w:r>
           </w:p>
         </w:tc>
@@ -16582,7 +16582,7 @@
                 <w:sz w:val="18"/>
                 <w:szCs w:val="18"/>
               </w:rPr>
-              <w:t>{tot_c2}</w:t>
+              <w:t>{tot_c1b}</w:t>
             </w:r>
           </w:p>
         </w:tc>
@@ -16608,7 +16608,7 @@
                 <w:sz w:val="18"/>
                 <w:szCs w:val="18"/>
               </w:rPr>
-              <w:t>{tot_c3}</w:t>
+              <w:t>{tot_c1c}</w:t>
             </w:r>
           </w:p>
         </w:tc>
@@ -16634,7 +16634,7 @@
                 <w:sz w:val="18"/>
                 <w:szCs w:val="18"/>
               </w:rPr>
-              <w:t>{tot_d_total}</w:t>
+              <w:t>{tot_c2}</w:t>
             </w:r>
           </w:p>
         </w:tc>
@@ -16660,7 +16660,7 @@
                 <w:sz w:val="18"/>
                 <w:szCs w:val="18"/>
               </w:rPr>
-              <w:t>{tot_d1}</w:t>
+              <w:t>{tot_c3}</w:t>
             </w:r>
           </w:p>
         </w:tc>
@@ -16685,7 +16685,7 @@
                 <w:sz w:val="18"/>
                 <w:szCs w:val="18"/>
               </w:rPr>
-              <w:t xml:space="preserve">X grants</w:t>
+              <w:t xml:space="preserve">{tot_grants}</w:t>
             </w:r>
             <w:r>
               <w:rPr>
@@ -16712,7 +16712,7 @@
                 <w:sz w:val="16"/>
                 <w:szCs w:val="16"/>
               </w:rPr>
-              <w:t>X prizes</w:t>
+              <w:t>{tot_prizes}</w:t>
             </w:r>
           </w:p>
         </w:tc>
@@ -16737,7 +16737,7 @@
                 <w:sz w:val="18"/>
                 <w:szCs w:val="18"/>
               </w:rPr>
-              <w:t>{tot_indirect}</w:t>
+              <w:t>{tot_d1}</w:t>
             </w:r>
           </w:p>
         </w:tc>
@@ -16762,7 +16762,7 @@
                 <w:sz w:val="18"/>
                 <w:szCs w:val="18"/>
               </w:rPr>
-              <w:t>{tot_subtotal}</w:t>
+              <w:t>{tot_indirect}</w:t>
             </w:r>
           </w:p>
         </w:tc>
